--- a/КИСП/ЛР6_ЛаврешинКИСП.docx
+++ b/КИСП/ЛР6_ЛаврешинКИСП.docx
@@ -1616,14 +1616,7 @@
           <w:sz w:val="28"/>
           <w:szCs w:val="28"/>
         </w:rPr>
-        <w:t>В</w:t>
-      </w:r>
-      <w:r>
-        <w:rPr>
-          <w:sz w:val="28"/>
-          <w:szCs w:val="28"/>
-        </w:rPr>
-        <w:t xml:space="preserve"> модуле things.py для классов </w:t>
+        <w:t>В ходе выполнения работы были сформированы два документа поступления товаров от поставщика «</w:t>
       </w:r>
       <w:proofErr w:type="spellStart"/>
       <w:r>
@@ -1631,7 +1624,7 @@
           <w:sz w:val="28"/>
           <w:szCs w:val="28"/>
         </w:rPr>
-        <w:t>ScoreSensor</w:t>
+        <w:t>ЛучшийПоставщик</w:t>
       </w:r>
       <w:proofErr w:type="spellEnd"/>
       <w:r>
@@ -1639,7 +1632,29 @@
           <w:sz w:val="28"/>
           <w:szCs w:val="28"/>
         </w:rPr>
-        <w:t xml:space="preserve">, </w:t>
+        <w:t xml:space="preserve">». Первым документом от 15.03.2026 оприходовано 50 единиц «Машинки» по 500 руб. и 25 единиц «Бобра» по 250 руб. Вторым документом от 15.04.2026 поступило ещё 50 «Машинок» по 250 руб. и 100 «Бобров» по 125 руб. Затем была оформлена реализация: 50 «Машинок» и 25 «Бобров». Согласно отчёту о продажах, себестоимость списанной «Машинки» составила 25 000 руб., а «Бобра» — 6 250 руб. Расчёт средней себестоимости перед продажей показал 375 руб. за «Машинку», однако фактическое списание оказалось выше (500 руб. за единицу), что объясняется списанием остатков из первой партии. Это подтверждает работу метода «по среднему» в разрезе партийных остатков. </w:t>
+      </w:r>
+    </w:p>
+    <w:p>
+      <w:pPr>
+        <w:tabs>
+          <w:tab w:val="left" w:pos="285"/>
+          <w:tab w:val="center" w:pos="4677"/>
+        </w:tabs>
+        <w:spacing w:line="360" w:lineRule="auto"/>
+        <w:ind w:firstLine="709"/>
+        <w:jc w:val="both"/>
+        <w:rPr>
+          <w:sz w:val="28"/>
+          <w:szCs w:val="28"/>
+        </w:rPr>
+      </w:pPr>
+      <w:r>
+        <w:rPr>
+          <w:sz w:val="28"/>
+          <w:szCs w:val="28"/>
+        </w:rPr>
+        <w:t>В регистре «</w:t>
       </w:r>
       <w:proofErr w:type="spellStart"/>
       <w:r>
@@ -1647,7 +1662,7 @@
           <w:sz w:val="28"/>
           <w:szCs w:val="28"/>
         </w:rPr>
-        <w:t>ZoneSensor</w:t>
+        <w:t>СебестоимостьТоваров</w:t>
       </w:r>
       <w:proofErr w:type="spellEnd"/>
       <w:r>
@@ -1655,7 +1670,7 @@
           <w:sz w:val="28"/>
           <w:szCs w:val="28"/>
         </w:rPr>
-        <w:t xml:space="preserve">, </w:t>
+        <w:t xml:space="preserve">» зафиксированы расходные записи, полностью совпадающие с данными о продажах. Строка программного кода </w:t>
       </w:r>
       <w:proofErr w:type="spellStart"/>
       <w:r>
@@ -1663,7 +1678,7 @@
           <w:sz w:val="28"/>
           <w:szCs w:val="28"/>
         </w:rPr>
-        <w:t>EnvSensor</w:t>
+        <w:t>СтрокаТЧ</w:t>
       </w:r>
       <w:proofErr w:type="spellEnd"/>
       <w:r>
@@ -1671,7 +1686,7 @@
           <w:sz w:val="28"/>
           <w:szCs w:val="28"/>
         </w:rPr>
-        <w:t xml:space="preserve">, </w:t>
+        <w:t xml:space="preserve"> = </w:t>
       </w:r>
       <w:proofErr w:type="spellStart"/>
       <w:r>
@@ -1679,7 +1694,7 @@
           <w:sz w:val="28"/>
           <w:szCs w:val="28"/>
         </w:rPr>
-        <w:t>Scoreboard</w:t>
+        <w:t>Товары.Найти</w:t>
       </w:r>
       <w:proofErr w:type="spellEnd"/>
       <w:r>
@@ -1687,16 +1702,15 @@
           <w:sz w:val="28"/>
           <w:szCs w:val="28"/>
         </w:rPr>
-        <w:t xml:space="preserve"> добавлены методы </w:t>
+        <w:t>(</w:t>
       </w:r>
       <w:proofErr w:type="spellStart"/>
-      <w:proofErr w:type="gramStart"/>
-      <w:r>
-        <w:rPr>
-          <w:sz w:val="28"/>
-          <w:szCs w:val="28"/>
-        </w:rPr>
-        <w:t>emulate</w:t>
+      <w:r>
+        <w:rPr>
+          <w:sz w:val="28"/>
+          <w:szCs w:val="28"/>
+        </w:rPr>
+        <w:t>ВыборкаДетальныеЗаписи.Номенклатура</w:t>
       </w:r>
       <w:proofErr w:type="spellEnd"/>
       <w:r>
@@ -1704,232 +1718,14 @@
           <w:sz w:val="28"/>
           <w:szCs w:val="28"/>
         </w:rPr>
-        <w:t>(</w:t>
-      </w:r>
-      <w:proofErr w:type="gramEnd"/>
-      <w:r>
-        <w:rPr>
-          <w:sz w:val="28"/>
-          <w:szCs w:val="28"/>
-        </w:rPr>
-        <w:t xml:space="preserve">) (случайное обновление полей) и </w:t>
-      </w:r>
-      <w:proofErr w:type="spellStart"/>
-      <w:r>
-        <w:rPr>
-          <w:sz w:val="28"/>
-          <w:szCs w:val="28"/>
-        </w:rPr>
-        <w:t>connect</w:t>
-      </w:r>
-      <w:proofErr w:type="spellEnd"/>
-      <w:r>
-        <w:rPr>
-          <w:sz w:val="28"/>
-          <w:szCs w:val="28"/>
-        </w:rPr>
-        <w:t>(), возвращающие словарь для JSON. Объекты вещей объявлены глобально в app.py. Маршруты GET /</w:t>
-      </w:r>
-      <w:proofErr w:type="spellStart"/>
-      <w:r>
-        <w:rPr>
-          <w:sz w:val="28"/>
-          <w:szCs w:val="28"/>
-        </w:rPr>
-        <w:t>monitor</w:t>
-      </w:r>
-      <w:proofErr w:type="spellEnd"/>
-      <w:r>
-        <w:rPr>
-          <w:sz w:val="28"/>
-          <w:szCs w:val="28"/>
-        </w:rPr>
-        <w:t>/</w:t>
-      </w:r>
-      <w:proofErr w:type="spellStart"/>
-      <w:r>
-        <w:rPr>
-          <w:sz w:val="28"/>
-          <w:szCs w:val="28"/>
-        </w:rPr>
-        <w:t>env</w:t>
-      </w:r>
-      <w:proofErr w:type="spellEnd"/>
-      <w:r>
-        <w:rPr>
-          <w:sz w:val="28"/>
-          <w:szCs w:val="28"/>
-        </w:rPr>
-        <w:t>, /</w:t>
-      </w:r>
-      <w:proofErr w:type="spellStart"/>
-      <w:r>
-        <w:rPr>
-          <w:sz w:val="28"/>
-          <w:szCs w:val="28"/>
-        </w:rPr>
-        <w:t>monitor</w:t>
-      </w:r>
-      <w:proofErr w:type="spellEnd"/>
-      <w:r>
-        <w:rPr>
-          <w:sz w:val="28"/>
-          <w:szCs w:val="28"/>
-        </w:rPr>
-        <w:t>/</w:t>
-      </w:r>
-      <w:proofErr w:type="spellStart"/>
-      <w:r>
-        <w:rPr>
-          <w:sz w:val="28"/>
-          <w:szCs w:val="28"/>
-        </w:rPr>
-        <w:t>score</w:t>
-      </w:r>
-      <w:proofErr w:type="spellEnd"/>
-      <w:r>
-        <w:rPr>
-          <w:sz w:val="28"/>
-          <w:szCs w:val="28"/>
-        </w:rPr>
-        <w:t>, /</w:t>
-      </w:r>
-      <w:proofErr w:type="spellStart"/>
-      <w:r>
-        <w:rPr>
-          <w:sz w:val="28"/>
-          <w:szCs w:val="28"/>
-        </w:rPr>
-        <w:t>monitor</w:t>
-      </w:r>
-      <w:proofErr w:type="spellEnd"/>
-      <w:r>
-        <w:rPr>
-          <w:sz w:val="28"/>
-          <w:szCs w:val="28"/>
-        </w:rPr>
-        <w:t>/</w:t>
-      </w:r>
-      <w:proofErr w:type="spellStart"/>
-      <w:r>
-        <w:rPr>
-          <w:sz w:val="28"/>
-          <w:szCs w:val="28"/>
-        </w:rPr>
-        <w:t>zone</w:t>
-      </w:r>
-      <w:proofErr w:type="spellEnd"/>
-      <w:r>
-        <w:rPr>
-          <w:sz w:val="28"/>
-          <w:szCs w:val="28"/>
-        </w:rPr>
-        <w:t>, /</w:t>
-      </w:r>
-      <w:proofErr w:type="spellStart"/>
-      <w:r>
-        <w:rPr>
-          <w:sz w:val="28"/>
-          <w:szCs w:val="28"/>
-        </w:rPr>
-        <w:t>monitor</w:t>
-      </w:r>
-      <w:proofErr w:type="spellEnd"/>
-      <w:r>
-        <w:rPr>
-          <w:sz w:val="28"/>
-          <w:szCs w:val="28"/>
-        </w:rPr>
-        <w:t>/</w:t>
-      </w:r>
-      <w:proofErr w:type="spellStart"/>
-      <w:r>
-        <w:rPr>
-          <w:sz w:val="28"/>
-          <w:szCs w:val="28"/>
-        </w:rPr>
-        <w:t>board</w:t>
-      </w:r>
-      <w:proofErr w:type="spellEnd"/>
-      <w:r>
-        <w:rPr>
-          <w:sz w:val="28"/>
-          <w:szCs w:val="28"/>
-        </w:rPr>
-        <w:t xml:space="preserve"> вызывают </w:t>
-      </w:r>
-      <w:proofErr w:type="spellStart"/>
-      <w:proofErr w:type="gramStart"/>
-      <w:r>
-        <w:rPr>
-          <w:sz w:val="28"/>
-          <w:szCs w:val="28"/>
-        </w:rPr>
-        <w:t>connect</w:t>
-      </w:r>
-      <w:proofErr w:type="spellEnd"/>
-      <w:r>
-        <w:rPr>
-          <w:sz w:val="28"/>
-          <w:szCs w:val="28"/>
-        </w:rPr>
-        <w:t>(</w:t>
-      </w:r>
-      <w:proofErr w:type="gramEnd"/>
-      <w:r>
-        <w:rPr>
-          <w:sz w:val="28"/>
-          <w:szCs w:val="28"/>
-        </w:rPr>
-        <w:t xml:space="preserve">) соответствующей вещи. В index.js настроены </w:t>
-      </w:r>
-      <w:proofErr w:type="spellStart"/>
-      <w:r>
-        <w:rPr>
-          <w:sz w:val="28"/>
-          <w:szCs w:val="28"/>
-        </w:rPr>
-        <w:t>setInterval</w:t>
-      </w:r>
-      <w:proofErr w:type="spellEnd"/>
-      <w:r>
-        <w:rPr>
-          <w:sz w:val="28"/>
-          <w:szCs w:val="28"/>
-        </w:rPr>
-        <w:t xml:space="preserve"> и отдельные </w:t>
-      </w:r>
-      <w:proofErr w:type="spellStart"/>
-      <w:r>
-        <w:rPr>
-          <w:sz w:val="28"/>
-          <w:szCs w:val="28"/>
-        </w:rPr>
-        <w:t>ajax</w:t>
-      </w:r>
-      <w:proofErr w:type="spellEnd"/>
-      <w:r>
-        <w:rPr>
-          <w:sz w:val="28"/>
-          <w:szCs w:val="28"/>
-        </w:rPr>
-        <w:t xml:space="preserve"> GET-запросы (</w:t>
-      </w:r>
-      <w:proofErr w:type="spellStart"/>
-      <w:r>
-        <w:rPr>
-          <w:sz w:val="28"/>
-          <w:szCs w:val="28"/>
-        </w:rPr>
-        <w:t>jQuery</w:t>
-      </w:r>
-      <w:proofErr w:type="spellEnd"/>
-      <w:r>
-        <w:rPr>
-          <w:sz w:val="28"/>
-          <w:szCs w:val="28"/>
-        </w:rPr>
-        <w:t>) на каждый маршрут с интервалом 1 с. Шаблон sensor_emulator.html отображает поля только для чтения.</w:t>
+        <w:t>, "Товар"); предназначена для поиска текущей номенклатуры в табличной части документа-регистратора, что позволяет корректно связать списываемые суммы и количества с конкретной позицией реализации. Цель работы достигнута</w:t>
+      </w:r>
+      <w:r>
+        <w:rPr>
+          <w:sz w:val="28"/>
+          <w:szCs w:val="28"/>
+        </w:rPr>
+        <w:t>.</w:t>
       </w:r>
       <w:r>
         <w:rPr>
@@ -1943,8 +1739,37 @@
           <w:sz w:val="28"/>
           <w:szCs w:val="28"/>
         </w:rPr>
-        <w:t xml:space="preserve">Результаты работы представлены на рисунке 1 – 2. </w:t>
-      </w:r>
+        <w:t xml:space="preserve">Результаты работы представлены на рисунке 1 – </w:t>
+      </w:r>
+      <w:r>
+        <w:rPr>
+          <w:sz w:val="28"/>
+          <w:szCs w:val="28"/>
+        </w:rPr>
+        <w:t>4</w:t>
+      </w:r>
+      <w:r>
+        <w:rPr>
+          <w:sz w:val="28"/>
+          <w:szCs w:val="28"/>
+        </w:rPr>
+        <w:t>.</w:t>
+      </w:r>
+    </w:p>
+    <w:p>
+      <w:pPr>
+        <w:tabs>
+          <w:tab w:val="left" w:pos="285"/>
+          <w:tab w:val="center" w:pos="4677"/>
+        </w:tabs>
+        <w:spacing w:line="360" w:lineRule="auto"/>
+        <w:ind w:firstLine="709"/>
+        <w:jc w:val="both"/>
+        <w:rPr>
+          <w:sz w:val="28"/>
+          <w:szCs w:val="28"/>
+        </w:rPr>
+      </w:pPr>
     </w:p>
     <w:p>
       <w:pPr>
@@ -1963,17 +1788,13 @@
       </w:pPr>
       <w:r>
         <w:rPr>
-          <w:b/>
-          <w:bCs/>
           <w:noProof/>
-          <w:sz w:val="28"/>
-          <w:szCs w:val="28"/>
         </w:rPr>
         <w:drawing>
-          <wp:inline distT="0" distB="0" distL="0" distR="0" wp14:anchorId="03AA8771" wp14:editId="401A9A0C">
-            <wp:extent cx="5696745" cy="1752845"/>
+          <wp:inline distT="0" distB="0" distL="0" distR="0" wp14:anchorId="3C9B5E3F" wp14:editId="1A121AF3">
+            <wp:extent cx="5818800" cy="1186774"/>
             <wp:effectExtent l="0" t="0" r="0" b="0"/>
-            <wp:docPr id="3" name="Рисунок 3"/>
+            <wp:docPr id="2" name="Рисунок 2"/>
             <wp:cNvGraphicFramePr>
               <a:graphicFrameLocks xmlns:a="http://schemas.openxmlformats.org/drawingml/2006/main" noChangeAspect="1"/>
             </wp:cNvGraphicFramePr>
@@ -1993,7 +1814,7 @@
                   <pic:spPr>
                     <a:xfrm>
                       <a:off x="0" y="0"/>
-                      <a:ext cx="5696745" cy="1752845"/>
+                      <a:ext cx="5882503" cy="1199767"/>
                     </a:xfrm>
                     <a:prstGeom prst="rect">
                       <a:avLst/>
@@ -2024,7 +1845,14 @@
           <w:sz w:val="28"/>
           <w:szCs w:val="28"/>
         </w:rPr>
-        <w:t>Рисунок 1 – Результаты работы программы</w:t>
+        <w:t xml:space="preserve">Рисунок 1 – </w:t>
+      </w:r>
+      <w:r>
+        <w:rPr>
+          <w:sz w:val="28"/>
+          <w:szCs w:val="28"/>
+        </w:rPr>
+        <w:t>Первое поступление товаров</w:t>
       </w:r>
     </w:p>
     <w:p>
@@ -2036,6 +1864,20 @@
         <w:spacing w:line="360" w:lineRule="auto"/>
         <w:jc w:val="center"/>
         <w:rPr>
+          <w:sz w:val="28"/>
+          <w:szCs w:val="28"/>
+        </w:rPr>
+      </w:pPr>
+    </w:p>
+    <w:p>
+      <w:pPr>
+        <w:tabs>
+          <w:tab w:val="left" w:pos="285"/>
+          <w:tab w:val="center" w:pos="4677"/>
+        </w:tabs>
+        <w:spacing w:line="360" w:lineRule="auto"/>
+        <w:jc w:val="center"/>
+        <w:rPr>
           <w:b/>
           <w:bCs/>
           <w:sz w:val="28"/>
@@ -2044,17 +1886,14 @@
       </w:pPr>
       <w:r>
         <w:rPr>
-          <w:b/>
-          <w:bCs/>
           <w:noProof/>
-          <w:sz w:val="28"/>
-          <w:szCs w:val="28"/>
-        </w:rPr>
+        </w:rPr>
+        <w:lastRenderedPageBreak/>
         <w:drawing>
-          <wp:inline distT="0" distB="0" distL="0" distR="0" wp14:anchorId="0251D9AB" wp14:editId="19182933">
-            <wp:extent cx="5620534" cy="1800476"/>
-            <wp:effectExtent l="0" t="0" r="0" b="9525"/>
-            <wp:docPr id="5" name="Рисунок 5"/>
+          <wp:inline distT="0" distB="0" distL="0" distR="0" wp14:anchorId="1EDF49F3" wp14:editId="0943BD56">
+            <wp:extent cx="6084429" cy="1288429"/>
+            <wp:effectExtent l="0" t="0" r="0" b="6985"/>
+            <wp:docPr id="4" name="Рисунок 4"/>
             <wp:cNvGraphicFramePr>
               <a:graphicFrameLocks xmlns:a="http://schemas.openxmlformats.org/drawingml/2006/main" noChangeAspect="1"/>
             </wp:cNvGraphicFramePr>
@@ -2074,7 +1913,7 @@
                   <pic:spPr>
                     <a:xfrm>
                       <a:off x="0" y="0"/>
-                      <a:ext cx="5620534" cy="1800476"/>
+                      <a:ext cx="6143094" cy="1300852"/>
                     </a:xfrm>
                     <a:prstGeom prst="rect">
                       <a:avLst/>
@@ -2096,51 +1935,260 @@
         <w:spacing w:line="360" w:lineRule="auto"/>
         <w:jc w:val="center"/>
         <w:rPr>
-          <w:sz w:val="28"/>
-          <w:szCs w:val="28"/>
-        </w:rPr>
-      </w:pPr>
-      <w:r>
-        <w:rPr>
-          <w:sz w:val="28"/>
-          <w:szCs w:val="28"/>
-        </w:rPr>
-        <w:t xml:space="preserve">Рисунок </w:t>
-      </w:r>
-      <w:r>
-        <w:rPr>
-          <w:sz w:val="28"/>
-          <w:szCs w:val="28"/>
-        </w:rPr>
-        <w:t>2</w:t>
-      </w:r>
-      <w:r>
-        <w:rPr>
-          <w:sz w:val="28"/>
-          <w:szCs w:val="28"/>
-        </w:rPr>
-        <w:t xml:space="preserve"> – </w:t>
-      </w:r>
-      <w:r>
-        <w:rPr>
-          <w:sz w:val="28"/>
-          <w:szCs w:val="28"/>
-        </w:rPr>
-        <w:t>Результаты работы программы</w:t>
-      </w:r>
-      <w:r>
-        <w:rPr>
           <w:b/>
           <w:bCs/>
           <w:sz w:val="28"/>
           <w:szCs w:val="28"/>
         </w:rPr>
+      </w:pPr>
+      <w:r>
+        <w:rPr>
+          <w:sz w:val="28"/>
+          <w:szCs w:val="28"/>
+        </w:rPr>
+        <w:t xml:space="preserve">Рисунок </w:t>
+      </w:r>
+      <w:r>
+        <w:rPr>
+          <w:sz w:val="28"/>
+          <w:szCs w:val="28"/>
+        </w:rPr>
+        <w:t>2</w:t>
+      </w:r>
+      <w:r>
+        <w:rPr>
+          <w:sz w:val="28"/>
+          <w:szCs w:val="28"/>
+        </w:rPr>
+        <w:t xml:space="preserve"> – </w:t>
+      </w:r>
+      <w:r>
+        <w:rPr>
+          <w:sz w:val="28"/>
+          <w:szCs w:val="28"/>
+        </w:rPr>
+        <w:t>Второе</w:t>
+      </w:r>
+      <w:r>
+        <w:rPr>
+          <w:sz w:val="28"/>
+          <w:szCs w:val="28"/>
+        </w:rPr>
+        <w:t xml:space="preserve"> поступление товаров</w:t>
+      </w:r>
+      <w:r>
+        <w:rPr>
+          <w:noProof/>
+        </w:rPr>
         <w:t xml:space="preserve"> </w:t>
       </w:r>
+      <w:r>
+        <w:rPr>
+          <w:noProof/>
+        </w:rPr>
+        <w:drawing>
+          <wp:inline distT="0" distB="0" distL="0" distR="0" wp14:anchorId="1007C2D9" wp14:editId="60E7FA4D">
+            <wp:extent cx="5940425" cy="872490"/>
+            <wp:effectExtent l="0" t="0" r="3175" b="3810"/>
+            <wp:docPr id="8" name="Рисунок 8"/>
+            <wp:cNvGraphicFramePr>
+              <a:graphicFrameLocks xmlns:a="http://schemas.openxmlformats.org/drawingml/2006/main" noChangeAspect="1"/>
+            </wp:cNvGraphicFramePr>
+            <a:graphic xmlns:a="http://schemas.openxmlformats.org/drawingml/2006/main">
+              <a:graphicData uri="http://schemas.openxmlformats.org/drawingml/2006/picture">
+                <pic:pic xmlns:pic="http://schemas.openxmlformats.org/drawingml/2006/picture">
+                  <pic:nvPicPr>
+                    <pic:cNvPr id="1" name=""/>
+                    <pic:cNvPicPr/>
+                  </pic:nvPicPr>
+                  <pic:blipFill>
+                    <a:blip r:embed="rId11"/>
+                    <a:stretch>
+                      <a:fillRect/>
+                    </a:stretch>
+                  </pic:blipFill>
+                  <pic:spPr>
+                    <a:xfrm>
+                      <a:off x="0" y="0"/>
+                      <a:ext cx="5940425" cy="872490"/>
+                    </a:xfrm>
+                    <a:prstGeom prst="rect">
+                      <a:avLst/>
+                    </a:prstGeom>
+                  </pic:spPr>
+                </pic:pic>
+              </a:graphicData>
+            </a:graphic>
+          </wp:inline>
+        </w:drawing>
+      </w:r>
+    </w:p>
+    <w:p>
+      <w:pPr>
+        <w:tabs>
+          <w:tab w:val="left" w:pos="285"/>
+          <w:tab w:val="center" w:pos="4677"/>
+        </w:tabs>
+        <w:spacing w:line="360" w:lineRule="auto"/>
+        <w:jc w:val="center"/>
+        <w:rPr>
+          <w:sz w:val="28"/>
+          <w:szCs w:val="28"/>
+        </w:rPr>
+      </w:pPr>
+      <w:r>
+        <w:rPr>
+          <w:sz w:val="28"/>
+          <w:szCs w:val="28"/>
+        </w:rPr>
+        <w:t xml:space="preserve">Рисунок </w:t>
+      </w:r>
+      <w:r>
+        <w:rPr>
+          <w:sz w:val="28"/>
+          <w:szCs w:val="28"/>
+        </w:rPr>
+        <w:t>3</w:t>
+      </w:r>
+      <w:r>
+        <w:rPr>
+          <w:sz w:val="28"/>
+          <w:szCs w:val="28"/>
+        </w:rPr>
+        <w:t xml:space="preserve"> – Результаты </w:t>
+      </w:r>
+      <w:r>
+        <w:rPr>
+          <w:sz w:val="28"/>
+          <w:szCs w:val="28"/>
+        </w:rPr>
+        <w:t>продажи</w:t>
+      </w:r>
+    </w:p>
+    <w:p>
+      <w:pPr>
+        <w:tabs>
+          <w:tab w:val="left" w:pos="285"/>
+          <w:tab w:val="center" w:pos="4677"/>
+        </w:tabs>
+        <w:spacing w:line="360" w:lineRule="auto"/>
+        <w:jc w:val="center"/>
+        <w:rPr>
+          <w:b/>
+          <w:bCs/>
+          <w:sz w:val="28"/>
+          <w:szCs w:val="28"/>
+        </w:rPr>
+      </w:pPr>
+      <w:r>
+        <w:rPr>
+          <w:noProof/>
+        </w:rPr>
+        <w:drawing>
+          <wp:inline distT="0" distB="0" distL="0" distR="0" wp14:anchorId="50672E6E" wp14:editId="32A91F12">
+            <wp:extent cx="5940425" cy="1118235"/>
+            <wp:effectExtent l="0" t="0" r="3175" b="5715"/>
+            <wp:docPr id="9" name="Рисунок 9"/>
+            <wp:cNvGraphicFramePr>
+              <a:graphicFrameLocks xmlns:a="http://schemas.openxmlformats.org/drawingml/2006/main" noChangeAspect="1"/>
+            </wp:cNvGraphicFramePr>
+            <a:graphic xmlns:a="http://schemas.openxmlformats.org/drawingml/2006/main">
+              <a:graphicData uri="http://schemas.openxmlformats.org/drawingml/2006/picture">
+                <pic:pic xmlns:pic="http://schemas.openxmlformats.org/drawingml/2006/picture">
+                  <pic:nvPicPr>
+                    <pic:cNvPr id="1" name=""/>
+                    <pic:cNvPicPr/>
+                  </pic:nvPicPr>
+                  <pic:blipFill>
+                    <a:blip r:embed="rId12"/>
+                    <a:stretch>
+                      <a:fillRect/>
+                    </a:stretch>
+                  </pic:blipFill>
+                  <pic:spPr>
+                    <a:xfrm>
+                      <a:off x="0" y="0"/>
+                      <a:ext cx="5940425" cy="1118235"/>
+                    </a:xfrm>
+                    <a:prstGeom prst="rect">
+                      <a:avLst/>
+                    </a:prstGeom>
+                  </pic:spPr>
+                </pic:pic>
+              </a:graphicData>
+            </a:graphic>
+          </wp:inline>
+        </w:drawing>
+      </w:r>
+    </w:p>
+    <w:p>
+      <w:pPr>
+        <w:tabs>
+          <w:tab w:val="left" w:pos="285"/>
+          <w:tab w:val="center" w:pos="4677"/>
+        </w:tabs>
+        <w:spacing w:line="360" w:lineRule="auto"/>
+        <w:jc w:val="center"/>
+        <w:rPr>
+          <w:sz w:val="28"/>
+          <w:szCs w:val="28"/>
+        </w:rPr>
+      </w:pPr>
+      <w:r>
+        <w:rPr>
+          <w:sz w:val="28"/>
+          <w:szCs w:val="28"/>
+        </w:rPr>
+        <w:t xml:space="preserve">Рисунок </w:t>
+      </w:r>
+      <w:r>
+        <w:rPr>
+          <w:sz w:val="28"/>
+          <w:szCs w:val="28"/>
+        </w:rPr>
+        <w:t>4</w:t>
+      </w:r>
+      <w:r>
+        <w:rPr>
+          <w:sz w:val="28"/>
+          <w:szCs w:val="28"/>
+        </w:rPr>
+        <w:t xml:space="preserve"> – </w:t>
+      </w:r>
+      <w:r>
+        <w:rPr>
+          <w:sz w:val="28"/>
+          <w:szCs w:val="28"/>
+        </w:rPr>
+        <w:t>Себестоимость</w:t>
+      </w:r>
+      <w:r>
+        <w:rPr>
+          <w:b/>
+          <w:bCs/>
+          <w:sz w:val="28"/>
+          <w:szCs w:val="28"/>
+        </w:rPr>
+        <w:t xml:space="preserve"> </w:t>
+      </w:r>
+    </w:p>
+    <w:p>
+      <w:pPr>
+        <w:tabs>
+          <w:tab w:val="left" w:pos="285"/>
+          <w:tab w:val="center" w:pos="4677"/>
+        </w:tabs>
+        <w:spacing w:line="360" w:lineRule="auto"/>
+        <w:jc w:val="center"/>
+        <w:rPr>
+          <w:sz w:val="28"/>
+          <w:szCs w:val="28"/>
+        </w:rPr>
+      </w:pPr>
     </w:p>
     <w:sectPr>
-      <w:footerReference w:type="even" r:id="rId11"/>
-      <w:footerReference w:type="default" r:id="rId12"/>
+      <w:footerReference w:type="even" r:id="rId13"/>
+      <w:footerReference w:type="default" r:id="rId14"/>
       <w:pgSz w:w="11906" w:h="16838"/>
       <w:pgMar w:top="1134" w:right="850" w:bottom="1134" w:left="1701" w:header="708" w:footer="708" w:gutter="0"/>
       <w:pgNumType w:start="1"/>
